--- a/07_Manuscript/Manuscript_Draft_v1_APA7.docx
+++ b/07_Manuscript/Manuscript_Draft_v1_APA7.docx
@@ -56,7 +56,7 @@
           <w:rFonts w:ascii="Times New Roman" w:hAnsi="Times New Roman"/>
           <w:sz w:val="24"/>
         </w:rPr>
-        <w:t>Department of Architecture / Civil Engineering Research Group</w:t>
+        <w:t>Independent Researcher and Civil / Site Engineer</w:t>
       </w:r>
     </w:p>
     <w:p>
